--- a/trunk/docs/NanoPoreSeq_user_guide_EN.docx
+++ b/trunk/docs/NanoPoreSeq_user_guide_EN.docx
@@ -16455,7 +16455,7 @@
           <w:sz w:val="15"/>
           <w:szCs w:val="15"/>
         </w:rPr>
-        <w:t xml:space="preserve">└── docs/                                     guides and reports (FR, EN)</w:t>
+        <w:t xml:space="preserve">└── docs/                                     guides and reports (FR, EN; .docx and .pdf)</w:t>
       </w:r>
     </w:p>
     <w:p>

--- a/trunk/docs/NanoPoreSeq_user_guide_EN.docx
+++ b/trunk/docs/NanoPoreSeq_user_guide_EN.docx
@@ -65,7 +65,7 @@
           <w:sz w:val="19"/>
           <w:szCs w:val="19"/>
         </w:rPr>
-        <w:t xml:space="preserve">Version of 26 October 2026 · scripts of the simulation/, rapidcns2/ and usb/ folders</w:t>
+        <w:t xml:space="preserve">Version of 26 October 2026 (2) · scripts of the simulation/, rapidcns2/ and usb/ folders</w:t>
       </w:r>
     </w:p>
     <w:p>
@@ -2176,6 +2176,34 @@
       <w:pPr>
         <w:spacing w:after="100"/>
       </w:pPr>
+    </w:p>
+    <w:p>
+      <w:pPr>
+        <w:pBdr>
+          <w:left w:val="single" w:color="E39B2B" w:sz="18" w:space="6"/>
+        </w:pBdr>
+        <w:shd w:fill="FFF4E0" w:color="auto" w:val="clear"/>
+        <w:spacing w:after="160" w:before="60" w:line="276"/>
+        <w:ind w:left="120" w:right="120"/>
+      </w:pPr>
+      <w:r>
+        <w:rPr>
+          <w:rFonts w:ascii="Arial" w:cs="Arial" w:eastAsia="Arial" w:hAnsi="Arial"/>
+          <w:b/>
+          <w:bCs/>
+          <w:sz w:val="21"/>
+          <w:szCs w:val="21"/>
+        </w:rPr>
+        <w:t xml:space="preserve">Note: </w:t>
+      </w:r>
+      <w:r>
+        <w:rPr>
+          <w:rFonts w:ascii="Arial" w:cs="Arial" w:eastAsia="Arial" w:hAnsi="Arial"/>
+          <w:sz w:val="21"/>
+          <w:szCs w:val="21"/>
+        </w:rPr>
+        <w:t xml:space="preserve">Nextflow 26.04 and later parses files with a strict syntax that Rapid-CNS2_nf 3.0 does not follow yet (error "Unexpected input: 'java'" at start-up). The Rapid-CNS2 interface and the USB stick set NXF_SYNTAX_PARSER=v1 (legacy parser) automatically; on the command line, run export NXF_SYNTAX_PARSER=v1 before nextflow run.</w:t>
+      </w:r>
     </w:p>
     <w:p>
       <w:pPr>
@@ -20054,7 +20082,7 @@
                 <w:sz w:val="17"/>
                 <w:szCs w:val="17"/>
               </w:rPr>
-              <w:t xml:space="preserve">the stick is formatted as '…'</w:t>
+              <w:t xml:space="preserve">Config parsing failed / Unexpected input: 'java'</w:t>
             </w:r>
           </w:p>
         </w:tc>
@@ -20086,7 +20114,7 @@
                 <w:sz w:val="17"/>
                 <w:szCs w:val="17"/>
               </w:rPr>
-              <w:t xml:space="preserve">stick in FAT32 or exFAT</w:t>
+              <w:t xml:space="preserve">Nextflow ≥ 26.04: strict syntax, not yet followed by Rapid-CNS2_nf 3.0</w:t>
             </w:r>
           </w:p>
         </w:tc>
@@ -20118,7 +20146,7 @@
                 <w:sz w:val="17"/>
                 <w:szCs w:val="17"/>
               </w:rPr>
-              <w:t xml:space="preserve">reformat as ext4 (section 6.8)</w:t>
+              <w:t xml:space="preserve">export NXF_SYNTAX_PARSER=v1 (automatic in the interface and on the stick)</w:t>
             </w:r>
           </w:p>
         </w:tc>
@@ -20156,7 +20184,7 @@
                 <w:sz w:val="17"/>
                 <w:szCs w:val="17"/>
               </w:rPr>
-              <w:t xml:space="preserve">… is mounted on '…': … is used by the system</w:t>
+              <w:t xml:space="preserve">the stick is formatted as '…'</w:t>
             </w:r>
           </w:p>
         </w:tc>
@@ -20189,7 +20217,7 @@
                 <w:sz w:val="17"/>
                 <w:szCs w:val="17"/>
               </w:rPr>
-              <w:t xml:space="preserve">system disk or partition mounted outside /media</w:t>
+              <w:t xml:space="preserve">stick in FAT32 or exFAT</w:t>
             </w:r>
           </w:p>
         </w:tc>
@@ -20222,7 +20250,7 @@
                 <w:sz w:val="17"/>
                 <w:szCs w:val="17"/>
               </w:rPr>
-              <w:t xml:space="preserve">check the name with --list; unmount the stick if mounted elsewhere</w:t>
+              <w:t xml:space="preserve">reformat as ext4 (section 6.8)</w:t>
             </w:r>
           </w:p>
         </w:tc>
@@ -20259,7 +20287,7 @@
                 <w:sz w:val="17"/>
                 <w:szCs w:val="17"/>
               </w:rPr>
-              <w:t xml:space="preserve">… is neither USB nor removable</w:t>
+              <w:t xml:space="preserve">… is mounted on '…': … is used by the system</w:t>
             </w:r>
           </w:p>
         </w:tc>
@@ -20291,7 +20319,7 @@
                 <w:sz w:val="17"/>
                 <w:szCs w:val="17"/>
               </w:rPr>
-              <w:t xml:space="preserve">enclosure not reported as removable</w:t>
+              <w:t xml:space="preserve">system disk or partition mounted outside /media</w:t>
             </w:r>
           </w:p>
         </w:tc>
@@ -20323,7 +20351,7 @@
                 <w:sz w:val="17"/>
                 <w:szCs w:val="17"/>
               </w:rPr>
-              <w:t xml:space="preserve">check that it really is the stick, then --allow-non-removable</w:t>
+              <w:t xml:space="preserve">check the name with --list; unmount the stick if mounted elsewhere</w:t>
             </w:r>
           </w:p>
         </w:tc>
@@ -20361,7 +20389,7 @@
                 <w:sz w:val="17"/>
                 <w:szCs w:val="17"/>
               </w:rPr>
-              <w:t xml:space="preserve">… is a folder, not a mount point</w:t>
+              <w:t xml:space="preserve">… is neither USB nor removable</w:t>
             </w:r>
           </w:p>
         </w:tc>
@@ -20394,7 +20422,7 @@
                 <w:sz w:val="17"/>
                 <w:szCs w:val="17"/>
               </w:rPr>
-              <w:t xml:space="preserve">folder that is not the mount point of a stick</w:t>
+              <w:t xml:space="preserve">enclosure not reported as removable</w:t>
             </w:r>
           </w:p>
         </w:tc>
@@ -20427,7 +20455,7 @@
                 <w:sz w:val="17"/>
                 <w:szCs w:val="17"/>
               </w:rPr>
-              <w:t xml:space="preserve">give the device (--list) or the folder where the stick is mounted</w:t>
+              <w:t xml:space="preserve">check that it really is the stick, then --allow-non-removable</w:t>
             </w:r>
           </w:p>
         </w:tc>
@@ -20464,7 +20492,7 @@
                 <w:sz w:val="17"/>
                 <w:szCs w:val="17"/>
               </w:rPr>
-              <w:t xml:space="preserve">no terminal to confirm</w:t>
+              <w:t xml:space="preserve">… is a folder, not a mount point</w:t>
             </w:r>
           </w:p>
         </w:tc>
@@ -20496,7 +20524,7 @@
                 <w:sz w:val="17"/>
                 <w:szCs w:val="17"/>
               </w:rPr>
-              <w:t xml:space="preserve">run without a terminal (script, cron)</w:t>
+              <w:t xml:space="preserve">folder that is not the mount point of a stick</w:t>
             </w:r>
           </w:p>
         </w:tc>
@@ -20528,7 +20556,7 @@
                 <w:sz w:val="17"/>
                 <w:szCs w:val="17"/>
               </w:rPr>
-              <w:t xml:space="preserve">add --yes</w:t>
+              <w:t xml:space="preserve">give the device (--list) or the folder where the stick is mounted</w:t>
             </w:r>
           </w:p>
         </w:tc>
@@ -20566,7 +20594,7 @@
                 <w:sz w:val="17"/>
                 <w:szCs w:val="17"/>
               </w:rPr>
-              <w:t xml:space="preserve">ANNOVAR database missing or still compressed</w:t>
+              <w:t xml:space="preserve">no terminal to confirm</w:t>
             </w:r>
           </w:p>
         </w:tc>
@@ -20599,7 +20627,7 @@
                 <w:sz w:val="17"/>
                 <w:szCs w:val="17"/>
               </w:rPr>
-              <w:t xml:space="preserve">ANNOVAR database absent or still compressed</w:t>
+              <w:t xml:space="preserve">run without a terminal (script, cron)</w:t>
             </w:r>
           </w:p>
         </w:tc>
@@ -20632,7 +20660,7 @@
                 <w:sz w:val="17"/>
                 <w:szCs w:val="17"/>
               </w:rPr>
-              <w:t xml:space="preserve">decompress the databases or use --no-annovar</w:t>
+              <w:t xml:space="preserve">add --yes</w:t>
             </w:r>
           </w:p>
         </w:tc>
@@ -20663,13 +20691,13 @@
             </w:pPr>
             <w:r>
               <w:rPr>
-                <w:rFonts w:ascii="Arial" w:cs="Arial" w:eastAsia="Arial" w:hAnsi="Arial"/>
-                <w:b w:val="false"/>
-                <w:bCs w:val="false"/>
-                <w:sz w:val="17"/>
-                <w:szCs w:val="17"/>
-              </w:rPr>
-              <w:t xml:space="preserve">run.sh --check: ✘ usable container engine</w:t>
+                <w:rFonts w:ascii="Consolas" w:cs="Consolas" w:eastAsia="Consolas" w:hAnsi="Consolas"/>
+                <w:b w:val="false"/>
+                <w:bCs w:val="false"/>
+                <w:sz w:val="17"/>
+                <w:szCs w:val="17"/>
+              </w:rPr>
+              <w:t xml:space="preserve">ANNOVAR database missing or still compressed</w:t>
             </w:r>
           </w:p>
         </w:tc>
@@ -20701,7 +20729,7 @@
                 <w:sz w:val="17"/>
                 <w:szCs w:val="17"/>
               </w:rPr>
-              <w:t xml:space="preserve">neither Apptainer nor Docker on the host</w:t>
+              <w:t xml:space="preserve">ANNOVAR database absent or still compressed</w:t>
             </w:r>
           </w:p>
         </w:tc>
@@ -20733,7 +20761,7 @@
                 <w:sz w:val="17"/>
                 <w:szCs w:val="17"/>
               </w:rPr>
-              <w:t xml:space="preserve">install one of them; force with RCNS_ENGINE if needed</w:t>
+              <w:t xml:space="preserve">decompress the databases or use --no-annovar</w:t>
             </w:r>
           </w:p>
         </w:tc>
@@ -20765,13 +20793,13 @@
             </w:pPr>
             <w:r>
               <w:rPr>
-                <w:rFonts w:ascii="Consolas" w:cs="Consolas" w:eastAsia="Consolas" w:hAnsi="Consolas"/>
-                <w:b w:val="false"/>
-                <w:bCs w:val="false"/>
-                <w:sz w:val="17"/>
-                <w:szCs w:val="17"/>
-              </w:rPr>
-              <w:t xml:space="preserve">no MM:Z: tag in the FASTQ headers</w:t>
+                <w:rFonts w:ascii="Arial" w:cs="Arial" w:eastAsia="Arial" w:hAnsi="Arial"/>
+                <w:b w:val="false"/>
+                <w:bCs w:val="false"/>
+                <w:sz w:val="17"/>
+                <w:szCs w:val="17"/>
+              </w:rPr>
+              <w:t xml:space="preserve">run.sh --check: ✘ usable container engine</w:t>
             </w:r>
           </w:p>
         </w:tc>
@@ -20804,7 +20832,7 @@
                 <w:sz w:val="17"/>
                 <w:szCs w:val="17"/>
               </w:rPr>
-              <w:t xml:space="preserve">FASTQ without methylation</w:t>
+              <w:t xml:space="preserve">neither Apptainer nor Docker on the host</w:t>
             </w:r>
           </w:p>
         </w:tc>
@@ -20837,7 +20865,7 @@
                 <w:sz w:val="17"/>
                 <w:szCs w:val="17"/>
               </w:rPr>
-              <w:t xml:space="preserve">start again from the POD5 files or the unaligned BAM</w:t>
+              <w:t xml:space="preserve">install one of them; force with RCNS_ENGINE if needed</w:t>
             </w:r>
           </w:p>
         </w:tc>
@@ -20874,6 +20902,108 @@
                 <w:sz w:val="17"/>
                 <w:szCs w:val="17"/>
               </w:rPr>
+              <w:t xml:space="preserve">no MM:Z: tag in the FASTQ headers</w:t>
+            </w:r>
+          </w:p>
+        </w:tc>
+        <w:tc>
+          <w:tcPr>
+            <w:tcW w:type="dxa" w:w="3000"/>
+            <w:tcBorders>
+              <w:top w:val="single" w:color="BFBFBF" w:sz="4"/>
+              <w:left w:val="single" w:color="BFBFBF" w:sz="4"/>
+              <w:bottom w:val="single" w:color="BFBFBF" w:sz="4"/>
+              <w:right w:val="single" w:color="BFBFBF" w:sz="4"/>
+            </w:tcBorders>
+            <w:tcMar>
+              <w:top w:type="dxa" w:w="60"/>
+              <w:left w:type="dxa" w:w="100"/>
+              <w:bottom w:type="dxa" w:w="60"/>
+              <w:right w:type="dxa" w:w="100"/>
+            </w:tcMar>
+          </w:tcPr>
+          <w:p>
+            <w:pPr>
+              <w:spacing w:after="0" w:line="252"/>
+            </w:pPr>
+            <w:r>
+              <w:rPr>
+                <w:rFonts w:ascii="Arial" w:cs="Arial" w:eastAsia="Arial" w:hAnsi="Arial"/>
+                <w:b w:val="false"/>
+                <w:bCs w:val="false"/>
+                <w:sz w:val="17"/>
+                <w:szCs w:val="17"/>
+              </w:rPr>
+              <w:t xml:space="preserve">FASTQ without methylation</w:t>
+            </w:r>
+          </w:p>
+        </w:tc>
+        <w:tc>
+          <w:tcPr>
+            <w:tcW w:type="dxa" w:w="3338"/>
+            <w:tcBorders>
+              <w:top w:val="single" w:color="BFBFBF" w:sz="4"/>
+              <w:left w:val="single" w:color="BFBFBF" w:sz="4"/>
+              <w:bottom w:val="single" w:color="BFBFBF" w:sz="4"/>
+              <w:right w:val="single" w:color="BFBFBF" w:sz="4"/>
+            </w:tcBorders>
+            <w:tcMar>
+              <w:top w:type="dxa" w:w="60"/>
+              <w:left w:type="dxa" w:w="100"/>
+              <w:bottom w:type="dxa" w:w="60"/>
+              <w:right w:type="dxa" w:w="100"/>
+            </w:tcMar>
+          </w:tcPr>
+          <w:p>
+            <w:pPr>
+              <w:spacing w:after="0" w:line="252"/>
+            </w:pPr>
+            <w:r>
+              <w:rPr>
+                <w:rFonts w:ascii="Arial" w:cs="Arial" w:eastAsia="Arial" w:hAnsi="Arial"/>
+                <w:b w:val="false"/>
+                <w:bCs w:val="false"/>
+                <w:sz w:val="17"/>
+                <w:szCs w:val="17"/>
+              </w:rPr>
+              <w:t xml:space="preserve">start again from the POD5 files or the unaligned BAM</w:t>
+            </w:r>
+          </w:p>
+        </w:tc>
+      </w:tr>
+      <w:tr>
+        <w:trPr>
+          <w:cantSplit/>
+        </w:trPr>
+        <w:tc>
+          <w:tcPr>
+            <w:tcW w:type="dxa" w:w="3300"/>
+            <w:tcBorders>
+              <w:top w:val="single" w:color="BFBFBF" w:sz="4"/>
+              <w:left w:val="single" w:color="BFBFBF" w:sz="4"/>
+              <w:bottom w:val="single" w:color="BFBFBF" w:sz="4"/>
+              <w:right w:val="single" w:color="BFBFBF" w:sz="4"/>
+            </w:tcBorders>
+            <w:shd w:fill="F5F7FA" w:color="auto" w:val="clear"/>
+            <w:tcMar>
+              <w:top w:type="dxa" w:w="60"/>
+              <w:left w:type="dxa" w:w="100"/>
+              <w:bottom w:type="dxa" w:w="60"/>
+              <w:right w:type="dxa" w:w="100"/>
+            </w:tcMar>
+          </w:tcPr>
+          <w:p>
+            <w:pPr>
+              <w:spacing w:after="0" w:line="252"/>
+            </w:pPr>
+            <w:r>
+              <w:rPr>
+                <w:rFonts w:ascii="Consolas" w:cs="Consolas" w:eastAsia="Consolas" w:hAnsi="Consolas"/>
+                <w:b w:val="false"/>
+                <w:bCs w:val="false"/>
+                <w:sz w:val="17"/>
+                <w:szCs w:val="17"/>
+              </w:rPr>
               <w:t xml:space="preserve">contig 'chr7' missing</w:t>
             </w:r>
           </w:p>
@@ -20887,6 +21017,7 @@
               <w:bottom w:val="single" w:color="BFBFBF" w:sz="4"/>
               <w:right w:val="single" w:color="BFBFBF" w:sz="4"/>
             </w:tcBorders>
+            <w:shd w:fill="F5F7FA" w:color="auto" w:val="clear"/>
             <w:tcMar>
               <w:top w:type="dxa" w:w="60"/>
               <w:left w:type="dxa" w:w="100"/>
@@ -20919,6 +21050,7 @@
               <w:bottom w:val="single" w:color="BFBFBF" w:sz="4"/>
               <w:right w:val="single" w:color="BFBFBF" w:sz="4"/>
             </w:tcBorders>
+            <w:shd w:fill="F5F7FA" w:color="auto" w:val="clear"/>
             <w:tcMar>
               <w:top w:type="dxa" w:w="60"/>
               <w:left w:type="dxa" w:w="100"/>
@@ -32602,6 +32734,57 @@
           <w:szCs w:val="13"/>
         </w:rPr>
         <w:t xml:space="preserve">export NXF_DISABLE_CHECK_LATEST=true</w:t>
+      </w:r>
+    </w:p>
+    <w:p>
+      <w:pPr>
+        <w:keepNext w:val="false"/>
+        <w:keepLines/>
+        <w:shd w:fill="F2F2F2" w:color="auto" w:val="clear"/>
+        <w:spacing w:after="0" w:before="0" w:line="200"/>
+        <w:ind w:left="0"/>
+      </w:pPr>
+      <w:r>
+        <w:rPr>
+          <w:rFonts w:ascii="Consolas" w:cs="Consolas" w:eastAsia="Consolas" w:hAnsi="Consolas"/>
+          <w:sz w:val="13"/>
+          <w:szCs w:val="13"/>
+        </w:rPr>
+        <w:t xml:space="preserve"># Nextflow &gt;= 26.04 uses the strict syntax by default, not yet followed by Rapid-CNS2_nf 3.0:</w:t>
+      </w:r>
+    </w:p>
+    <w:p>
+      <w:pPr>
+        <w:keepNext w:val="false"/>
+        <w:keepLines/>
+        <w:shd w:fill="F2F2F2" w:color="auto" w:val="clear"/>
+        <w:spacing w:after="0" w:before="0" w:line="200"/>
+        <w:ind w:left="0"/>
+      </w:pPr>
+      <w:r>
+        <w:rPr>
+          <w:rFonts w:ascii="Consolas" w:cs="Consolas" w:eastAsia="Consolas" w:hAnsi="Consolas"/>
+          <w:sz w:val="13"/>
+          <w:szCs w:val="13"/>
+        </w:rPr>
+        <w:t xml:space="preserve"># legacy parser unless already set (NXF_SYNTAX_PARSER=v2 once the pipeline is migrated)</w:t>
+      </w:r>
+    </w:p>
+    <w:p>
+      <w:pPr>
+        <w:keepNext w:val="false"/>
+        <w:keepLines/>
+        <w:shd w:fill="F2F2F2" w:color="auto" w:val="clear"/>
+        <w:spacing w:after="0" w:before="0" w:line="200"/>
+        <w:ind w:left="0"/>
+      </w:pPr>
+      <w:r>
+        <w:rPr>
+          <w:rFonts w:ascii="Consolas" w:cs="Consolas" w:eastAsia="Consolas" w:hAnsi="Consolas"/>
+          <w:sz w:val="13"/>
+          <w:szCs w:val="13"/>
+        </w:rPr>
+        <w:t xml:space="preserve">export NXF_SYNTAX_PARSER="\${NXF_SYNTAX_PARSER:-v1}"</w:t>
       </w:r>
     </w:p>
     <w:p>

--- a/trunk/docs/NanoPoreSeq_user_guide_EN.docx
+++ b/trunk/docs/NanoPoreSeq_user_guide_EN.docx
@@ -6068,7 +6068,7 @@
           <w:sz w:val="21"/>
           <w:szCs w:val="21"/>
         </w:rPr>
-        <w:t xml:space="preserve">Open the Rapid-CNS2 interface, choose the cohort folder and the sample, check the paths and options, then "Run". "Copy command" gives the equivalent command for a terminal.</w:t>
+        <w:t xml:space="preserve">Open the Rapid-CNS2 interface, choose the cohort folder and the sample, check the paths and options, then "Run". "Copy command" gives the equivalent command for a terminal. The interface automatically mounts the AnnotSV and ANNOVAR folders in the containers (--containerBindPaths); RCNS_BINDPATHS adds other ones, comma-separated.</w:t>
       </w:r>
     </w:p>
     <w:p>
@@ -20082,7 +20082,7 @@
                 <w:sz w:val="17"/>
                 <w:szCs w:val="17"/>
               </w:rPr>
-              <w:t xml:space="preserve">Config parsing failed / Unexpected input: 'java'</w:t>
+              <w:t xml:space="preserve">AnnotSV needs … an existing path of the annotations directory</w:t>
             </w:r>
           </w:p>
         </w:tc>
@@ -20114,7 +20114,7 @@
                 <w:sz w:val="17"/>
                 <w:szCs w:val="17"/>
               </w:rPr>
-              <w:t xml:space="preserve">Nextflow ≥ 26.04: strict syntax, not yet followed by Rapid-CNS2_nf 3.0</w:t>
+              <w:t xml:space="preserve">annotations folder not mounted in the Docker container</w:t>
             </w:r>
           </w:p>
         </w:tc>
@@ -20146,7 +20146,7 @@
                 <w:sz w:val="17"/>
                 <w:szCs w:val="17"/>
               </w:rPr>
-              <w:t xml:space="preserve">export NXF_SYNTAX_PARSER=v1 (automatic in the interface and on the stick)</w:t>
+              <w:t xml:space="preserve">updated interface (automatic mount); on the command line: --containerBindPaths AnnotSV_folder,ANNOVAR_folder</w:t>
             </w:r>
           </w:p>
         </w:tc>
@@ -20184,7 +20184,7 @@
                 <w:sz w:val="17"/>
                 <w:szCs w:val="17"/>
               </w:rPr>
-              <w:t xml:space="preserve">the stick is formatted as '…'</w:t>
+              <w:t xml:space="preserve">Config parsing failed / Unexpected input: 'java'</w:t>
             </w:r>
           </w:p>
         </w:tc>
@@ -20217,7 +20217,7 @@
                 <w:sz w:val="17"/>
                 <w:szCs w:val="17"/>
               </w:rPr>
-              <w:t xml:space="preserve">stick in FAT32 or exFAT</w:t>
+              <w:t xml:space="preserve">Nextflow ≥ 26.04: strict syntax, not yet followed by Rapid-CNS2_nf 3.0</w:t>
             </w:r>
           </w:p>
         </w:tc>
@@ -20250,7 +20250,7 @@
                 <w:sz w:val="17"/>
                 <w:szCs w:val="17"/>
               </w:rPr>
-              <w:t xml:space="preserve">reformat as ext4 (section 6.8)</w:t>
+              <w:t xml:space="preserve">export NXF_SYNTAX_PARSER=v1 (automatic in the interface and on the stick)</w:t>
             </w:r>
           </w:p>
         </w:tc>
@@ -20287,7 +20287,7 @@
                 <w:sz w:val="17"/>
                 <w:szCs w:val="17"/>
               </w:rPr>
-              <w:t xml:space="preserve">… is mounted on '…': … is used by the system</w:t>
+              <w:t xml:space="preserve">the stick is formatted as '…'</w:t>
             </w:r>
           </w:p>
         </w:tc>
@@ -20319,7 +20319,7 @@
                 <w:sz w:val="17"/>
                 <w:szCs w:val="17"/>
               </w:rPr>
-              <w:t xml:space="preserve">system disk or partition mounted outside /media</w:t>
+              <w:t xml:space="preserve">stick in FAT32 or exFAT</w:t>
             </w:r>
           </w:p>
         </w:tc>
@@ -20351,7 +20351,7 @@
                 <w:sz w:val="17"/>
                 <w:szCs w:val="17"/>
               </w:rPr>
-              <w:t xml:space="preserve">check the name with --list; unmount the stick if mounted elsewhere</w:t>
+              <w:t xml:space="preserve">reformat as ext4 (section 6.8)</w:t>
             </w:r>
           </w:p>
         </w:tc>
@@ -20389,7 +20389,7 @@
                 <w:sz w:val="17"/>
                 <w:szCs w:val="17"/>
               </w:rPr>
-              <w:t xml:space="preserve">… is neither USB nor removable</w:t>
+              <w:t xml:space="preserve">… is mounted on '…': … is used by the system</w:t>
             </w:r>
           </w:p>
         </w:tc>
@@ -20422,7 +20422,7 @@
                 <w:sz w:val="17"/>
                 <w:szCs w:val="17"/>
               </w:rPr>
-              <w:t xml:space="preserve">enclosure not reported as removable</w:t>
+              <w:t xml:space="preserve">system disk or partition mounted outside /media</w:t>
             </w:r>
           </w:p>
         </w:tc>
@@ -20455,7 +20455,7 @@
                 <w:sz w:val="17"/>
                 <w:szCs w:val="17"/>
               </w:rPr>
-              <w:t xml:space="preserve">check that it really is the stick, then --allow-non-removable</w:t>
+              <w:t xml:space="preserve">check the name with --list; unmount the stick if mounted elsewhere</w:t>
             </w:r>
           </w:p>
         </w:tc>
@@ -20492,7 +20492,7 @@
                 <w:sz w:val="17"/>
                 <w:szCs w:val="17"/>
               </w:rPr>
-              <w:t xml:space="preserve">… is a folder, not a mount point</w:t>
+              <w:t xml:space="preserve">… is neither USB nor removable</w:t>
             </w:r>
           </w:p>
         </w:tc>
@@ -20524,7 +20524,7 @@
                 <w:sz w:val="17"/>
                 <w:szCs w:val="17"/>
               </w:rPr>
-              <w:t xml:space="preserve">folder that is not the mount point of a stick</w:t>
+              <w:t xml:space="preserve">enclosure not reported as removable</w:t>
             </w:r>
           </w:p>
         </w:tc>
@@ -20556,7 +20556,7 @@
                 <w:sz w:val="17"/>
                 <w:szCs w:val="17"/>
               </w:rPr>
-              <w:t xml:space="preserve">give the device (--list) or the folder where the stick is mounted</w:t>
+              <w:t xml:space="preserve">check that it really is the stick, then --allow-non-removable</w:t>
             </w:r>
           </w:p>
         </w:tc>
@@ -20594,7 +20594,7 @@
                 <w:sz w:val="17"/>
                 <w:szCs w:val="17"/>
               </w:rPr>
-              <w:t xml:space="preserve">no terminal to confirm</w:t>
+              <w:t xml:space="preserve">… is a folder, not a mount point</w:t>
             </w:r>
           </w:p>
         </w:tc>
@@ -20627,7 +20627,7 @@
                 <w:sz w:val="17"/>
                 <w:szCs w:val="17"/>
               </w:rPr>
-              <w:t xml:space="preserve">run without a terminal (script, cron)</w:t>
+              <w:t xml:space="preserve">folder that is not the mount point of a stick</w:t>
             </w:r>
           </w:p>
         </w:tc>
@@ -20660,7 +20660,7 @@
                 <w:sz w:val="17"/>
                 <w:szCs w:val="17"/>
               </w:rPr>
-              <w:t xml:space="preserve">add --yes</w:t>
+              <w:t xml:space="preserve">give the device (--list) or the folder where the stick is mounted</w:t>
             </w:r>
           </w:p>
         </w:tc>
@@ -20697,7 +20697,7 @@
                 <w:sz w:val="17"/>
                 <w:szCs w:val="17"/>
               </w:rPr>
-              <w:t xml:space="preserve">ANNOVAR database missing or still compressed</w:t>
+              <w:t xml:space="preserve">no terminal to confirm</w:t>
             </w:r>
           </w:p>
         </w:tc>
@@ -20729,7 +20729,7 @@
                 <w:sz w:val="17"/>
                 <w:szCs w:val="17"/>
               </w:rPr>
-              <w:t xml:space="preserve">ANNOVAR database absent or still compressed</w:t>
+              <w:t xml:space="preserve">run without a terminal (script, cron)</w:t>
             </w:r>
           </w:p>
         </w:tc>
@@ -20761,7 +20761,7 @@
                 <w:sz w:val="17"/>
                 <w:szCs w:val="17"/>
               </w:rPr>
-              <w:t xml:space="preserve">decompress the databases or use --no-annovar</w:t>
+              <w:t xml:space="preserve">add --yes</w:t>
             </w:r>
           </w:p>
         </w:tc>
@@ -20793,13 +20793,13 @@
             </w:pPr>
             <w:r>
               <w:rPr>
-                <w:rFonts w:ascii="Arial" w:cs="Arial" w:eastAsia="Arial" w:hAnsi="Arial"/>
-                <w:b w:val="false"/>
-                <w:bCs w:val="false"/>
-                <w:sz w:val="17"/>
-                <w:szCs w:val="17"/>
-              </w:rPr>
-              <w:t xml:space="preserve">run.sh --check: ✘ usable container engine</w:t>
+                <w:rFonts w:ascii="Consolas" w:cs="Consolas" w:eastAsia="Consolas" w:hAnsi="Consolas"/>
+                <w:b w:val="false"/>
+                <w:bCs w:val="false"/>
+                <w:sz w:val="17"/>
+                <w:szCs w:val="17"/>
+              </w:rPr>
+              <w:t xml:space="preserve">ANNOVAR database missing or still compressed</w:t>
             </w:r>
           </w:p>
         </w:tc>
@@ -20832,7 +20832,7 @@
                 <w:sz w:val="17"/>
                 <w:szCs w:val="17"/>
               </w:rPr>
-              <w:t xml:space="preserve">neither Apptainer nor Docker on the host</w:t>
+              <w:t xml:space="preserve">ANNOVAR database absent or still compressed</w:t>
             </w:r>
           </w:p>
         </w:tc>
@@ -20865,7 +20865,7 @@
                 <w:sz w:val="17"/>
                 <w:szCs w:val="17"/>
               </w:rPr>
-              <w:t xml:space="preserve">install one of them; force with RCNS_ENGINE if needed</w:t>
+              <w:t xml:space="preserve">decompress the databases or use --no-annovar</w:t>
             </w:r>
           </w:p>
         </w:tc>
@@ -20896,13 +20896,13 @@
             </w:pPr>
             <w:r>
               <w:rPr>
-                <w:rFonts w:ascii="Consolas" w:cs="Consolas" w:eastAsia="Consolas" w:hAnsi="Consolas"/>
-                <w:b w:val="false"/>
-                <w:bCs w:val="false"/>
-                <w:sz w:val="17"/>
-                <w:szCs w:val="17"/>
-              </w:rPr>
-              <w:t xml:space="preserve">no MM:Z: tag in the FASTQ headers</w:t>
+                <w:rFonts w:ascii="Arial" w:cs="Arial" w:eastAsia="Arial" w:hAnsi="Arial"/>
+                <w:b w:val="false"/>
+                <w:bCs w:val="false"/>
+                <w:sz w:val="17"/>
+                <w:szCs w:val="17"/>
+              </w:rPr>
+              <w:t xml:space="preserve">run.sh --check: ✘ usable container engine</w:t>
             </w:r>
           </w:p>
         </w:tc>
@@ -20934,7 +20934,7 @@
                 <w:sz w:val="17"/>
                 <w:szCs w:val="17"/>
               </w:rPr>
-              <w:t xml:space="preserve">FASTQ without methylation</w:t>
+              <w:t xml:space="preserve">neither Apptainer nor Docker on the host</w:t>
             </w:r>
           </w:p>
         </w:tc>
@@ -20966,7 +20966,7 @@
                 <w:sz w:val="17"/>
                 <w:szCs w:val="17"/>
               </w:rPr>
-              <w:t xml:space="preserve">start again from the POD5 files or the unaligned BAM</w:t>
+              <w:t xml:space="preserve">install one of them; force with RCNS_ENGINE if needed</w:t>
             </w:r>
           </w:p>
         </w:tc>
@@ -21004,6 +21004,109 @@
                 <w:sz w:val="17"/>
                 <w:szCs w:val="17"/>
               </w:rPr>
+              <w:t xml:space="preserve">no MM:Z: tag in the FASTQ headers</w:t>
+            </w:r>
+          </w:p>
+        </w:tc>
+        <w:tc>
+          <w:tcPr>
+            <w:tcW w:type="dxa" w:w="3000"/>
+            <w:tcBorders>
+              <w:top w:val="single" w:color="BFBFBF" w:sz="4"/>
+              <w:left w:val="single" w:color="BFBFBF" w:sz="4"/>
+              <w:bottom w:val="single" w:color="BFBFBF" w:sz="4"/>
+              <w:right w:val="single" w:color="BFBFBF" w:sz="4"/>
+            </w:tcBorders>
+            <w:shd w:fill="F5F7FA" w:color="auto" w:val="clear"/>
+            <w:tcMar>
+              <w:top w:type="dxa" w:w="60"/>
+              <w:left w:type="dxa" w:w="100"/>
+              <w:bottom w:type="dxa" w:w="60"/>
+              <w:right w:type="dxa" w:w="100"/>
+            </w:tcMar>
+          </w:tcPr>
+          <w:p>
+            <w:pPr>
+              <w:spacing w:after="0" w:line="252"/>
+            </w:pPr>
+            <w:r>
+              <w:rPr>
+                <w:rFonts w:ascii="Arial" w:cs="Arial" w:eastAsia="Arial" w:hAnsi="Arial"/>
+                <w:b w:val="false"/>
+                <w:bCs w:val="false"/>
+                <w:sz w:val="17"/>
+                <w:szCs w:val="17"/>
+              </w:rPr>
+              <w:t xml:space="preserve">FASTQ without methylation</w:t>
+            </w:r>
+          </w:p>
+        </w:tc>
+        <w:tc>
+          <w:tcPr>
+            <w:tcW w:type="dxa" w:w="3338"/>
+            <w:tcBorders>
+              <w:top w:val="single" w:color="BFBFBF" w:sz="4"/>
+              <w:left w:val="single" w:color="BFBFBF" w:sz="4"/>
+              <w:bottom w:val="single" w:color="BFBFBF" w:sz="4"/>
+              <w:right w:val="single" w:color="BFBFBF" w:sz="4"/>
+            </w:tcBorders>
+            <w:shd w:fill="F5F7FA" w:color="auto" w:val="clear"/>
+            <w:tcMar>
+              <w:top w:type="dxa" w:w="60"/>
+              <w:left w:type="dxa" w:w="100"/>
+              <w:bottom w:type="dxa" w:w="60"/>
+              <w:right w:type="dxa" w:w="100"/>
+            </w:tcMar>
+          </w:tcPr>
+          <w:p>
+            <w:pPr>
+              <w:spacing w:after="0" w:line="252"/>
+            </w:pPr>
+            <w:r>
+              <w:rPr>
+                <w:rFonts w:ascii="Arial" w:cs="Arial" w:eastAsia="Arial" w:hAnsi="Arial"/>
+                <w:b w:val="false"/>
+                <w:bCs w:val="false"/>
+                <w:sz w:val="17"/>
+                <w:szCs w:val="17"/>
+              </w:rPr>
+              <w:t xml:space="preserve">start again from the POD5 files or the unaligned BAM</w:t>
+            </w:r>
+          </w:p>
+        </w:tc>
+      </w:tr>
+      <w:tr>
+        <w:trPr>
+          <w:cantSplit/>
+        </w:trPr>
+        <w:tc>
+          <w:tcPr>
+            <w:tcW w:type="dxa" w:w="3300"/>
+            <w:tcBorders>
+              <w:top w:val="single" w:color="BFBFBF" w:sz="4"/>
+              <w:left w:val="single" w:color="BFBFBF" w:sz="4"/>
+              <w:bottom w:val="single" w:color="BFBFBF" w:sz="4"/>
+              <w:right w:val="single" w:color="BFBFBF" w:sz="4"/>
+            </w:tcBorders>
+            <w:tcMar>
+              <w:top w:type="dxa" w:w="60"/>
+              <w:left w:type="dxa" w:w="100"/>
+              <w:bottom w:type="dxa" w:w="60"/>
+              <w:right w:type="dxa" w:w="100"/>
+            </w:tcMar>
+          </w:tcPr>
+          <w:p>
+            <w:pPr>
+              <w:spacing w:after="0" w:line="252"/>
+            </w:pPr>
+            <w:r>
+              <w:rPr>
+                <w:rFonts w:ascii="Consolas" w:cs="Consolas" w:eastAsia="Consolas" w:hAnsi="Consolas"/>
+                <w:b w:val="false"/>
+                <w:bCs w:val="false"/>
+                <w:sz w:val="17"/>
+                <w:szCs w:val="17"/>
+              </w:rPr>
               <w:t xml:space="preserve">contig 'chr7' missing</w:t>
             </w:r>
           </w:p>
@@ -21017,7 +21120,6 @@
               <w:bottom w:val="single" w:color="BFBFBF" w:sz="4"/>
               <w:right w:val="single" w:color="BFBFBF" w:sz="4"/>
             </w:tcBorders>
-            <w:shd w:fill="F5F7FA" w:color="auto" w:val="clear"/>
             <w:tcMar>
               <w:top w:type="dxa" w:w="60"/>
               <w:left w:type="dxa" w:w="100"/>
@@ -21050,7 +21152,6 @@
               <w:bottom w:val="single" w:color="BFBFBF" w:sz="4"/>
               <w:right w:val="single" w:color="BFBFBF" w:sz="4"/>
             </w:tcBorders>
-            <w:shd w:fill="F5F7FA" w:color="auto" w:val="clear"/>
             <w:tcMar>
               <w:top w:type="dxa" w:w="60"/>
               <w:left w:type="dxa" w:w="100"/>

--- a/trunk/docs/NanoPoreSeq_user_guide_EN.docx
+++ b/trunk/docs/NanoPoreSeq_user_guide_EN.docx
@@ -5981,7 +5981,7 @@
           <w:sz w:val="21"/>
           <w:szCs w:val="21"/>
         </w:rPr>
-        <w:t xml:space="preserve">In the launch folder, create custom.config to ignore the steps that normally fail on simulated BAMs (no structural variant, no heterozygous SNP). Remove it for real data.</w:t>
+        <w:t xml:space="preserve">Simulated data: the interface ticks the "Simulated BAM" box itself when the BAM header carries the "SIMULATED DATA" comment written by the simulator. It then writes .rapidcns2_simulated.config in the launch folder and adds it to the command: failures of AnnotSV (no structural variant, hence no table) and SAVANA CNA are ignored, with no effect on the report. Untick the box for real data. On the command line, the same effect is obtained with this file passed with -c:</w:t>
       </w:r>
     </w:p>
     <w:p>
@@ -20082,7 +20082,7 @@
                 <w:sz w:val="17"/>
                 <w:szCs w:val="17"/>
               </w:rPr>
-              <w:t xml:space="preserve">AnnotSV needs … an existing path of the annotations directory</w:t>
+              <w:t xml:space="preserve">Missing output file(s) `…_annotsv.tsv` expected by process `annotSv…`</w:t>
             </w:r>
           </w:p>
         </w:tc>
@@ -20114,7 +20114,7 @@
                 <w:sz w:val="17"/>
                 <w:szCs w:val="17"/>
               </w:rPr>
-              <w:t xml:space="preserve">annotations folder not mounted in the Docker container</w:t>
+              <w:t xml:space="preserve">simulated BAM: no structural variant, AnnotSV writes no table</w:t>
             </w:r>
           </w:p>
         </w:tc>
@@ -20146,7 +20146,7 @@
                 <w:sz w:val="17"/>
                 <w:szCs w:val="17"/>
               </w:rPr>
-              <w:t xml:space="preserve">updated interface (automatic mount); on the command line: --containerBindPaths AnnotSV_folder,ANNOVAR_folder</w:t>
+              <w:t xml:space="preserve">tick "Simulated BAM" in the interface (automatic for our BAMs), or -c with the file of section 6.6</w:t>
             </w:r>
           </w:p>
         </w:tc>
@@ -20184,7 +20184,7 @@
                 <w:sz w:val="17"/>
                 <w:szCs w:val="17"/>
               </w:rPr>
-              <w:t xml:space="preserve">Config parsing failed / Unexpected input: 'java'</w:t>
+              <w:t xml:space="preserve">AnnotSV needs … an existing path of the annotations directory</w:t>
             </w:r>
           </w:p>
         </w:tc>
@@ -20217,7 +20217,7 @@
                 <w:sz w:val="17"/>
                 <w:szCs w:val="17"/>
               </w:rPr>
-              <w:t xml:space="preserve">Nextflow ≥ 26.04: strict syntax, not yet followed by Rapid-CNS2_nf 3.0</w:t>
+              <w:t xml:space="preserve">annotations folder not mounted in the Docker container</w:t>
             </w:r>
           </w:p>
         </w:tc>
@@ -20250,7 +20250,7 @@
                 <w:sz w:val="17"/>
                 <w:szCs w:val="17"/>
               </w:rPr>
-              <w:t xml:space="preserve">export NXF_SYNTAX_PARSER=v1 (automatic in the interface and on the stick)</w:t>
+              <w:t xml:space="preserve">updated interface (automatic mount); on the command line: --containerBindPaths AnnotSV_folder,ANNOVAR_folder</w:t>
             </w:r>
           </w:p>
         </w:tc>
@@ -20287,7 +20287,7 @@
                 <w:sz w:val="17"/>
                 <w:szCs w:val="17"/>
               </w:rPr>
-              <w:t xml:space="preserve">the stick is formatted as '…'</w:t>
+              <w:t xml:space="preserve">Config parsing failed / Unexpected input: 'java'</w:t>
             </w:r>
           </w:p>
         </w:tc>
@@ -20319,7 +20319,7 @@
                 <w:sz w:val="17"/>
                 <w:szCs w:val="17"/>
               </w:rPr>
-              <w:t xml:space="preserve">stick in FAT32 or exFAT</w:t>
+              <w:t xml:space="preserve">Nextflow ≥ 26.04: strict syntax, not yet followed by Rapid-CNS2_nf 3.0</w:t>
             </w:r>
           </w:p>
         </w:tc>
@@ -20351,7 +20351,7 @@
                 <w:sz w:val="17"/>
                 <w:szCs w:val="17"/>
               </w:rPr>
-              <w:t xml:space="preserve">reformat as ext4 (section 6.8)</w:t>
+              <w:t xml:space="preserve">export NXF_SYNTAX_PARSER=v1 (automatic in the interface and on the stick)</w:t>
             </w:r>
           </w:p>
         </w:tc>
@@ -20389,7 +20389,7 @@
                 <w:sz w:val="17"/>
                 <w:szCs w:val="17"/>
               </w:rPr>
-              <w:t xml:space="preserve">… is mounted on '…': … is used by the system</w:t>
+              <w:t xml:space="preserve">the stick is formatted as '…'</w:t>
             </w:r>
           </w:p>
         </w:tc>
@@ -20422,7 +20422,7 @@
                 <w:sz w:val="17"/>
                 <w:szCs w:val="17"/>
               </w:rPr>
-              <w:t xml:space="preserve">system disk or partition mounted outside /media</w:t>
+              <w:t xml:space="preserve">stick in FAT32 or exFAT</w:t>
             </w:r>
           </w:p>
         </w:tc>
@@ -20455,7 +20455,7 @@
                 <w:sz w:val="17"/>
                 <w:szCs w:val="17"/>
               </w:rPr>
-              <w:t xml:space="preserve">check the name with --list; unmount the stick if mounted elsewhere</w:t>
+              <w:t xml:space="preserve">reformat as ext4 (section 6.8)</w:t>
             </w:r>
           </w:p>
         </w:tc>
@@ -20492,7 +20492,7 @@
                 <w:sz w:val="17"/>
                 <w:szCs w:val="17"/>
               </w:rPr>
-              <w:t xml:space="preserve">… is neither USB nor removable</w:t>
+              <w:t xml:space="preserve">… is mounted on '…': … is used by the system</w:t>
             </w:r>
           </w:p>
         </w:tc>
@@ -20524,7 +20524,7 @@
                 <w:sz w:val="17"/>
                 <w:szCs w:val="17"/>
               </w:rPr>
-              <w:t xml:space="preserve">enclosure not reported as removable</w:t>
+              <w:t xml:space="preserve">system disk or partition mounted outside /media</w:t>
             </w:r>
           </w:p>
         </w:tc>
@@ -20556,7 +20556,7 @@
                 <w:sz w:val="17"/>
                 <w:szCs w:val="17"/>
               </w:rPr>
-              <w:t xml:space="preserve">check that it really is the stick, then --allow-non-removable</w:t>
+              <w:t xml:space="preserve">check the name with --list; unmount the stick if mounted elsewhere</w:t>
             </w:r>
           </w:p>
         </w:tc>
@@ -20594,7 +20594,7 @@
                 <w:sz w:val="17"/>
                 <w:szCs w:val="17"/>
               </w:rPr>
-              <w:t xml:space="preserve">… is a folder, not a mount point</w:t>
+              <w:t xml:space="preserve">… is neither USB nor removable</w:t>
             </w:r>
           </w:p>
         </w:tc>
@@ -20627,7 +20627,7 @@
                 <w:sz w:val="17"/>
                 <w:szCs w:val="17"/>
               </w:rPr>
-              <w:t xml:space="preserve">folder that is not the mount point of a stick</w:t>
+              <w:t xml:space="preserve">enclosure not reported as removable</w:t>
             </w:r>
           </w:p>
         </w:tc>
@@ -20660,7 +20660,7 @@
                 <w:sz w:val="17"/>
                 <w:szCs w:val="17"/>
               </w:rPr>
-              <w:t xml:space="preserve">give the device (--list) or the folder where the stick is mounted</w:t>
+              <w:t xml:space="preserve">check that it really is the stick, then --allow-non-removable</w:t>
             </w:r>
           </w:p>
         </w:tc>
@@ -20697,7 +20697,7 @@
                 <w:sz w:val="17"/>
                 <w:szCs w:val="17"/>
               </w:rPr>
-              <w:t xml:space="preserve">no terminal to confirm</w:t>
+              <w:t xml:space="preserve">… is a folder, not a mount point</w:t>
             </w:r>
           </w:p>
         </w:tc>
@@ -20729,7 +20729,7 @@
                 <w:sz w:val="17"/>
                 <w:szCs w:val="17"/>
               </w:rPr>
-              <w:t xml:space="preserve">run without a terminal (script, cron)</w:t>
+              <w:t xml:space="preserve">folder that is not the mount point of a stick</w:t>
             </w:r>
           </w:p>
         </w:tc>
@@ -20761,7 +20761,7 @@
                 <w:sz w:val="17"/>
                 <w:szCs w:val="17"/>
               </w:rPr>
-              <w:t xml:space="preserve">add --yes</w:t>
+              <w:t xml:space="preserve">give the device (--list) or the folder where the stick is mounted</w:t>
             </w:r>
           </w:p>
         </w:tc>
@@ -20799,7 +20799,7 @@
                 <w:sz w:val="17"/>
                 <w:szCs w:val="17"/>
               </w:rPr>
-              <w:t xml:space="preserve">ANNOVAR database missing or still compressed</w:t>
+              <w:t xml:space="preserve">no terminal to confirm</w:t>
             </w:r>
           </w:p>
         </w:tc>
@@ -20832,7 +20832,7 @@
                 <w:sz w:val="17"/>
                 <w:szCs w:val="17"/>
               </w:rPr>
-              <w:t xml:space="preserve">ANNOVAR database absent or still compressed</w:t>
+              <w:t xml:space="preserve">run without a terminal (script, cron)</w:t>
             </w:r>
           </w:p>
         </w:tc>
@@ -20865,7 +20865,7 @@
                 <w:sz w:val="17"/>
                 <w:szCs w:val="17"/>
               </w:rPr>
-              <w:t xml:space="preserve">decompress the databases or use --no-annovar</w:t>
+              <w:t xml:space="preserve">add --yes</w:t>
             </w:r>
           </w:p>
         </w:tc>
@@ -20896,13 +20896,13 @@
             </w:pPr>
             <w:r>
               <w:rPr>
-                <w:rFonts w:ascii="Arial" w:cs="Arial" w:eastAsia="Arial" w:hAnsi="Arial"/>
-                <w:b w:val="false"/>
-                <w:bCs w:val="false"/>
-                <w:sz w:val="17"/>
-                <w:szCs w:val="17"/>
-              </w:rPr>
-              <w:t xml:space="preserve">run.sh --check: ✘ usable container engine</w:t>
+                <w:rFonts w:ascii="Consolas" w:cs="Consolas" w:eastAsia="Consolas" w:hAnsi="Consolas"/>
+                <w:b w:val="false"/>
+                <w:bCs w:val="false"/>
+                <w:sz w:val="17"/>
+                <w:szCs w:val="17"/>
+              </w:rPr>
+              <w:t xml:space="preserve">ANNOVAR database missing or still compressed</w:t>
             </w:r>
           </w:p>
         </w:tc>
@@ -20934,7 +20934,7 @@
                 <w:sz w:val="17"/>
                 <w:szCs w:val="17"/>
               </w:rPr>
-              <w:t xml:space="preserve">neither Apptainer nor Docker on the host</w:t>
+              <w:t xml:space="preserve">ANNOVAR database absent or still compressed</w:t>
             </w:r>
           </w:p>
         </w:tc>
@@ -20966,7 +20966,7 @@
                 <w:sz w:val="17"/>
                 <w:szCs w:val="17"/>
               </w:rPr>
-              <w:t xml:space="preserve">install one of them; force with RCNS_ENGINE if needed</w:t>
+              <w:t xml:space="preserve">decompress the databases or use --no-annovar</w:t>
             </w:r>
           </w:p>
         </w:tc>
@@ -20998,13 +20998,13 @@
             </w:pPr>
             <w:r>
               <w:rPr>
-                <w:rFonts w:ascii="Consolas" w:cs="Consolas" w:eastAsia="Consolas" w:hAnsi="Consolas"/>
-                <w:b w:val="false"/>
-                <w:bCs w:val="false"/>
-                <w:sz w:val="17"/>
-                <w:szCs w:val="17"/>
-              </w:rPr>
-              <w:t xml:space="preserve">no MM:Z: tag in the FASTQ headers</w:t>
+                <w:rFonts w:ascii="Arial" w:cs="Arial" w:eastAsia="Arial" w:hAnsi="Arial"/>
+                <w:b w:val="false"/>
+                <w:bCs w:val="false"/>
+                <w:sz w:val="17"/>
+                <w:szCs w:val="17"/>
+              </w:rPr>
+              <w:t xml:space="preserve">run.sh --check: ✘ usable container engine</w:t>
             </w:r>
           </w:p>
         </w:tc>
@@ -21037,7 +21037,7 @@
                 <w:sz w:val="17"/>
                 <w:szCs w:val="17"/>
               </w:rPr>
-              <w:t xml:space="preserve">FASTQ without methylation</w:t>
+              <w:t xml:space="preserve">neither Apptainer nor Docker on the host</w:t>
             </w:r>
           </w:p>
         </w:tc>
@@ -21070,7 +21070,7 @@
                 <w:sz w:val="17"/>
                 <w:szCs w:val="17"/>
               </w:rPr>
-              <w:t xml:space="preserve">start again from the POD5 files or the unaligned BAM</w:t>
+              <w:t xml:space="preserve">install one of them; force with RCNS_ENGINE if needed</w:t>
             </w:r>
           </w:p>
         </w:tc>
@@ -21107,6 +21107,108 @@
                 <w:sz w:val="17"/>
                 <w:szCs w:val="17"/>
               </w:rPr>
+              <w:t xml:space="preserve">no MM:Z: tag in the FASTQ headers</w:t>
+            </w:r>
+          </w:p>
+        </w:tc>
+        <w:tc>
+          <w:tcPr>
+            <w:tcW w:type="dxa" w:w="3000"/>
+            <w:tcBorders>
+              <w:top w:val="single" w:color="BFBFBF" w:sz="4"/>
+              <w:left w:val="single" w:color="BFBFBF" w:sz="4"/>
+              <w:bottom w:val="single" w:color="BFBFBF" w:sz="4"/>
+              <w:right w:val="single" w:color="BFBFBF" w:sz="4"/>
+            </w:tcBorders>
+            <w:tcMar>
+              <w:top w:type="dxa" w:w="60"/>
+              <w:left w:type="dxa" w:w="100"/>
+              <w:bottom w:type="dxa" w:w="60"/>
+              <w:right w:type="dxa" w:w="100"/>
+            </w:tcMar>
+          </w:tcPr>
+          <w:p>
+            <w:pPr>
+              <w:spacing w:after="0" w:line="252"/>
+            </w:pPr>
+            <w:r>
+              <w:rPr>
+                <w:rFonts w:ascii="Arial" w:cs="Arial" w:eastAsia="Arial" w:hAnsi="Arial"/>
+                <w:b w:val="false"/>
+                <w:bCs w:val="false"/>
+                <w:sz w:val="17"/>
+                <w:szCs w:val="17"/>
+              </w:rPr>
+              <w:t xml:space="preserve">FASTQ without methylation</w:t>
+            </w:r>
+          </w:p>
+        </w:tc>
+        <w:tc>
+          <w:tcPr>
+            <w:tcW w:type="dxa" w:w="3338"/>
+            <w:tcBorders>
+              <w:top w:val="single" w:color="BFBFBF" w:sz="4"/>
+              <w:left w:val="single" w:color="BFBFBF" w:sz="4"/>
+              <w:bottom w:val="single" w:color="BFBFBF" w:sz="4"/>
+              <w:right w:val="single" w:color="BFBFBF" w:sz="4"/>
+            </w:tcBorders>
+            <w:tcMar>
+              <w:top w:type="dxa" w:w="60"/>
+              <w:left w:type="dxa" w:w="100"/>
+              <w:bottom w:type="dxa" w:w="60"/>
+              <w:right w:type="dxa" w:w="100"/>
+            </w:tcMar>
+          </w:tcPr>
+          <w:p>
+            <w:pPr>
+              <w:spacing w:after="0" w:line="252"/>
+            </w:pPr>
+            <w:r>
+              <w:rPr>
+                <w:rFonts w:ascii="Arial" w:cs="Arial" w:eastAsia="Arial" w:hAnsi="Arial"/>
+                <w:b w:val="false"/>
+                <w:bCs w:val="false"/>
+                <w:sz w:val="17"/>
+                <w:szCs w:val="17"/>
+              </w:rPr>
+              <w:t xml:space="preserve">start again from the POD5 files or the unaligned BAM</w:t>
+            </w:r>
+          </w:p>
+        </w:tc>
+      </w:tr>
+      <w:tr>
+        <w:trPr>
+          <w:cantSplit/>
+        </w:trPr>
+        <w:tc>
+          <w:tcPr>
+            <w:tcW w:type="dxa" w:w="3300"/>
+            <w:tcBorders>
+              <w:top w:val="single" w:color="BFBFBF" w:sz="4"/>
+              <w:left w:val="single" w:color="BFBFBF" w:sz="4"/>
+              <w:bottom w:val="single" w:color="BFBFBF" w:sz="4"/>
+              <w:right w:val="single" w:color="BFBFBF" w:sz="4"/>
+            </w:tcBorders>
+            <w:shd w:fill="F5F7FA" w:color="auto" w:val="clear"/>
+            <w:tcMar>
+              <w:top w:type="dxa" w:w="60"/>
+              <w:left w:type="dxa" w:w="100"/>
+              <w:bottom w:type="dxa" w:w="60"/>
+              <w:right w:type="dxa" w:w="100"/>
+            </w:tcMar>
+          </w:tcPr>
+          <w:p>
+            <w:pPr>
+              <w:spacing w:after="0" w:line="252"/>
+            </w:pPr>
+            <w:r>
+              <w:rPr>
+                <w:rFonts w:ascii="Consolas" w:cs="Consolas" w:eastAsia="Consolas" w:hAnsi="Consolas"/>
+                <w:b w:val="false"/>
+                <w:bCs w:val="false"/>
+                <w:sz w:val="17"/>
+                <w:szCs w:val="17"/>
+              </w:rPr>
               <w:t xml:space="preserve">contig 'chr7' missing</w:t>
             </w:r>
           </w:p>
@@ -21120,6 +21222,7 @@
               <w:bottom w:val="single" w:color="BFBFBF" w:sz="4"/>
               <w:right w:val="single" w:color="BFBFBF" w:sz="4"/>
             </w:tcBorders>
+            <w:shd w:fill="F5F7FA" w:color="auto" w:val="clear"/>
             <w:tcMar>
               <w:top w:type="dxa" w:w="60"/>
               <w:left w:type="dxa" w:w="100"/>
@@ -21152,6 +21255,7 @@
               <w:bottom w:val="single" w:color="BFBFBF" w:sz="4"/>
               <w:right w:val="single" w:color="BFBFBF" w:sz="4"/>
             </w:tcBorders>
+            <w:shd w:fill="F5F7FA" w:color="auto" w:val="clear"/>
             <w:tcMar>
               <w:top w:type="dxa" w:w="60"/>
               <w:left w:type="dxa" w:w="100"/>
